--- a/gnss_receiver/reports/Справка_МГП-8_2026-10-25.docx
+++ b/gnss_receiver/reports/Справка_МГП-8_2026-10-25.docx
@@ -1237,7 +1237,51 @@
         <w:rPr>
           <w:rFonts w:ascii="Times New Roman" w:hAnsi="Times New Roman" w:eastAsia="Times New Roman"/>
         </w:rPr>
-        <w:t>Схема с одним антенным входом и делителем 1:8 заложена в ТЗ с первой редакции (п. 5.1.2, 08.10.2026). Восьми антенных разъёмов в документах проекта не было.</w:t>
+        <w:t>Схема с одним антенным входом и делителем 1:8 заложена в ТЗ с первой редакции (п. 5.1.2, 08.10.2026). У референсной платы Pocket SDR FE 8CH есть два исполнения:</w:t>
+      </w:r>
+    </w:p>
+    <w:p>
+      <w:pPr>
+        <w:spacing w:after="40"/>
+        <w:ind w:left="454" w:hanging="340"/>
+      </w:pPr>
+      <w:r>
+        <w:rPr>
+          <w:rFonts w:ascii="Times New Roman" w:hAnsi="Times New Roman" w:eastAsia="Times New Roman"/>
+        </w:rPr>
+        <w:t xml:space="preserve">• </w:t>
+      </w:r>
+      <w:r>
+        <w:rPr>
+          <w:rFonts w:ascii="Times New Roman" w:hAnsi="Times New Roman" w:eastAsia="Times New Roman"/>
+        </w:rPr>
+        <w:t>v4.0 — восемь ВЧ-входов, делитель внешний (отдельная плата 4PX2);</w:t>
+      </w:r>
+    </w:p>
+    <w:p>
+      <w:pPr>
+        <w:spacing w:after="40"/>
+        <w:ind w:left="454" w:hanging="340"/>
+      </w:pPr>
+      <w:r>
+        <w:rPr>
+          <w:rFonts w:ascii="Times New Roman" w:hAnsi="Times New Roman" w:eastAsia="Times New Roman"/>
+        </w:rPr>
+        <w:t xml:space="preserve">• </w:t>
+      </w:r>
+      <w:r>
+        <w:rPr>
+          <w:rFonts w:ascii="Times New Roman" w:hAnsi="Times New Roman" w:eastAsia="Times New Roman"/>
+        </w:rPr>
+        <w:t>v4.1 «8CH-2ANT» — два входа, делители на плате.</w:t>
+      </w:r>
+    </w:p>
+    <w:p>
+      <w:r>
+        <w:rPr>
+          <w:rFonts w:ascii="Times New Roman" w:hAnsi="Times New Roman" w:eastAsia="Times New Roman"/>
+        </w:rPr>
+        <w:t>В МГП-8 делитель встроен в плату, а антенный вход один.</w:t>
       </w:r>
     </w:p>
     <w:p>
@@ -1262,7 +1306,7 @@
         <w:rPr>
           <w:rFonts w:ascii="Times New Roman" w:hAnsi="Times New Roman" w:eastAsia="Times New Roman"/>
         </w:rPr>
-        <w:t xml:space="preserve"> У него один гетеродин и полоса ПЧ до 36 МГц. Сигналы ГНСС лежат в восьми диапазонах от 1176 до 1602 МГц (ТЗ, таблица 1):</w:t>
+        <w:t xml:space="preserve"> У него один гетеродин, один смеситель и полоса ПЧ до 36 МГц. Два входа МШУ (верхний и нижний диапазон) работают по выбору, а не одновременно. Сигналы ГНСС лежат от 1164 до 1610 МГц, это около 450 МГц, в 12 раз шире окна одной микросхемы. Даже L1/B1I и ГЛОНАСС G1 (1561…1606 МГц) в одно окно 36 МГц не помещаются. Поэтому диапазон разбит на восемь окон (ТЗ, таблица 1):</w:t>
       </w:r>
     </w:p>
     <w:p>
@@ -1417,7 +1461,7 @@
         <w:rPr>
           <w:rFonts w:ascii="Times New Roman" w:hAnsi="Times New Roman" w:eastAsia="Times New Roman"/>
         </w:rPr>
-        <w:t>Чтобы принимать все системы на всех частотах одновременно, нужен приёмник на каждый диапазон.</w:t>
+        <w:t>Чтобы принимать все системы на всех частотах одновременно, нужен приёмник на каждый диапазон. Перестраивать одну микросхему по очереди нельзя: рвётся непрерывное слежение за фазой, и пропадает двухчастотный режим. Оцифровать весь диапазон сразу можно только быстрым АЦП (≥ 1 Гвыб/с), но для этого не хватит ни мощности (по ТЗ — не более 3,5 Вт), ни ПЛИС.</w:t>
       </w:r>
     </w:p>
     <w:p>
@@ -1671,7 +1715,7 @@
         <w:rPr>
           <w:rFonts w:ascii="Times New Roman" w:hAnsi="Times New Roman" w:eastAsia="Times New Roman"/>
         </w:rPr>
-        <w:t>нужна фазовая калибровка гетеродинов разных MAX2771;</w:t>
+        <w:t>нужна фазовая калибровка гетеродинов разных MAX2771: у каждой микросхемы своя ФАПЧ, и фаза меняется при каждом захвате и с температурой;</w:t>
       </w:r>
     </w:p>
     <w:p>
@@ -1689,7 +1733,25 @@
         <w:rPr>
           <w:rFonts w:ascii="Times New Roman" w:hAnsi="Times New Roman" w:eastAsia="Times New Roman"/>
         </w:rPr>
-        <w:t>нужны 8 антенн на носителе.</w:t>
+        <w:t>нужно цифровое формирование диаграммы в ПЛИС, а места в ней почти нет (раздел 7);</w:t>
+      </w:r>
+    </w:p>
+    <w:p>
+      <w:pPr>
+        <w:spacing w:after="40"/>
+        <w:ind w:left="907" w:hanging="340"/>
+      </w:pPr>
+      <w:r>
+        <w:rPr>
+          <w:rFonts w:ascii="Times New Roman" w:hAnsi="Times New Roman" w:eastAsia="Times New Roman"/>
+        </w:rPr>
+        <w:t xml:space="preserve">• </w:t>
+      </w:r>
+      <w:r>
+        <w:rPr>
+          <w:rFonts w:ascii="Times New Roman" w:hAnsi="Times New Roman" w:eastAsia="Times New Roman"/>
+        </w:rPr>
+        <w:t>нужны 8 антенн на носителе. Шаг элементов — около λ/2 = 9,5 см на L1, поэтому решётка получается 20…30 см в поперечнике.</w:t>
       </w:r>
     </w:p>
     <w:p>
@@ -1700,7 +1762,54 @@
         <w:rPr>
           <w:rFonts w:ascii="Times New Roman" w:hAnsi="Times New Roman" w:eastAsia="Times New Roman"/>
         </w:rPr>
-        <w:t>Если такая задача стоит, её стоит рассматривать как отдельное исполнение. Например, два входа «4 + 4» для определения курса. Это решение владельца (см. раздел 6).</w:t>
+        <w:t>Решётка сильна против широкополосных помех: она ставит «нули» диаграммы в направлениях до N − 1 источников помех. Но на одной частоте точность координат и времени хуже. Если такая задача стоит, её стоит рассматривать как отдельное исполнение на тех же восьми MAX2771 с новой платой и конфигурацией ПЛИС. Варианты:</w:t>
+      </w:r>
+    </w:p>
+    <w:p>
+      <w:pPr>
+        <w:spacing w:after="40"/>
+        <w:ind w:left="907" w:hanging="340"/>
+      </w:pPr>
+      <w:r>
+        <w:rPr>
+          <w:rFonts w:ascii="Times New Roman" w:hAnsi="Times New Roman" w:eastAsia="Times New Roman"/>
+        </w:rPr>
+        <w:t xml:space="preserve">• </w:t>
+      </w:r>
+      <w:r>
+        <w:rPr>
+          <w:rFonts w:ascii="Times New Roman" w:hAnsi="Times New Roman" w:eastAsia="Times New Roman"/>
+        </w:rPr>
+        <w:t>4 антенны × 2 частоты (L1 + L5) — решётка против помех с двухчастотным режимом;</w:t>
+      </w:r>
+    </w:p>
+    <w:p>
+      <w:pPr>
+        <w:spacing w:after="40"/>
+        <w:ind w:left="907" w:hanging="340"/>
+      </w:pPr>
+      <w:r>
+        <w:rPr>
+          <w:rFonts w:ascii="Times New Roman" w:hAnsi="Times New Roman" w:eastAsia="Times New Roman"/>
+        </w:rPr>
+        <w:t xml:space="preserve">• </w:t>
+      </w:r>
+      <w:r>
+        <w:rPr>
+          <w:rFonts w:ascii="Times New Roman" w:hAnsi="Times New Roman" w:eastAsia="Times New Roman"/>
+        </w:rPr>
+        <w:t>2 антенны × 4 частоты — определение курса.</w:t>
+      </w:r>
+    </w:p>
+    <w:p>
+      <w:pPr>
+        <w:ind w:left="454"/>
+      </w:pPr>
+      <w:r>
+        <w:rPr>
+          <w:rFonts w:ascii="Times New Roman" w:hAnsi="Times New Roman" w:eastAsia="Times New Roman"/>
+        </w:rPr>
+        <w:t>Это решение владельца (см. раздел 6).</w:t>
       </w:r>
     </w:p>
     <w:p>

--- a/gnss_receiver/reports/Справка_МГП-8_2026-10-25.docx
+++ b/gnss_receiver/reports/Справка_МГП-8_2026-10-25.docx
@@ -3803,6 +3803,103 @@
           <w:rFonts w:ascii="Times New Roman" w:hAnsi="Times New Roman" w:eastAsia="Times New Roman"/>
           <w:b/>
         </w:rPr>
+        <w:t>Переходы в площадках BGA.</w:t>
+      </w:r>
+      <w:r>
+        <w:rPr>
+          <w:rFonts w:ascii="Times New Roman" w:hAnsi="Times New Roman" w:eastAsia="Times New Roman"/>
+        </w:rPr>
+        <w:t xml:space="preserve"> Один переход стоит прямо в площадке ПЛИС: DD7, вывод L6, цепь +3V3D. Ещё три переходных отверстия расположены в 0,03 мм от площадок:</w:t>
+      </w:r>
+    </w:p>
+    <w:p>
+      <w:pPr>
+        <w:spacing w:after="40"/>
+        <w:ind w:left="907" w:hanging="340"/>
+      </w:pPr>
+      <w:r>
+        <w:rPr>
+          <w:rFonts w:ascii="Times New Roman" w:hAnsi="Times New Roman" w:eastAsia="Times New Roman"/>
+        </w:rPr>
+        <w:t xml:space="preserve">• </w:t>
+      </w:r>
+      <w:r>
+        <w:rPr>
+          <w:rFonts w:ascii="Times New Roman" w:hAnsi="Times New Roman" w:eastAsia="Times New Roman"/>
+        </w:rPr>
+        <w:t>DD7, выводы D3 и L5;</w:t>
+      </w:r>
+    </w:p>
+    <w:p>
+      <w:pPr>
+        <w:spacing w:after="40"/>
+        <w:ind w:left="907" w:hanging="340"/>
+      </w:pPr>
+      <w:r>
+        <w:rPr>
+          <w:rFonts w:ascii="Times New Roman" w:hAnsi="Times New Roman" w:eastAsia="Times New Roman"/>
+        </w:rPr>
+        <w:t xml:space="preserve">• </w:t>
+      </w:r>
+      <w:r>
+        <w:rPr>
+          <w:rFonts w:ascii="Times New Roman" w:hAnsi="Times New Roman" w:eastAsia="Times New Roman"/>
+        </w:rPr>
+        <w:t>DD10, вывод D2.</w:t>
+      </w:r>
+    </w:p>
+    <w:p>
+      <w:pPr>
+        <w:ind w:left="454"/>
+      </w:pPr>
+      <w:r>
+        <w:rPr>
+          <w:rFonts w:ascii="Times New Roman" w:hAnsi="Times New Roman" w:eastAsia="Times New Roman"/>
+        </w:rPr>
+        <w:t>При пайке припой стечёт в отверстие, и шарик BGA не припаяется. Переходы нужно перенести либо заказать заполнение и закрытие переходов (IPC-4761, тип VII, дороже).</w:t>
+      </w:r>
+    </w:p>
+    <w:p>
+      <w:pPr>
+        <w:spacing w:after="40"/>
+        <w:ind w:left="454" w:hanging="340"/>
+      </w:pPr>
+      <w:r>
+        <w:rPr>
+          <w:rFonts w:ascii="Times New Roman" w:hAnsi="Times New Roman" w:eastAsia="Times New Roman"/>
+        </w:rPr>
+        <w:t xml:space="preserve">• </w:t>
+      </w:r>
+      <w:r>
+        <w:rPr>
+          <w:rFonts w:ascii="Times New Roman" w:hAnsi="Times New Roman" w:eastAsia="Times New Roman"/>
+          <w:b/>
+        </w:rPr>
+        <w:t>Нет контрольных точек</w:t>
+      </w:r>
+      <w:r>
+        <w:rPr>
+          <w:rFonts w:ascii="Times New Roman" w:hAnsi="Times New Roman" w:eastAsia="Times New Roman"/>
+        </w:rPr>
+        <w:t xml:space="preserve"> для запуска и выходного контроля: шины питания, тактовые сигналы.</w:t>
+      </w:r>
+    </w:p>
+    <w:p>
+      <w:pPr>
+        <w:spacing w:after="40"/>
+        <w:ind w:left="454" w:hanging="340"/>
+      </w:pPr>
+      <w:r>
+        <w:rPr>
+          <w:rFonts w:ascii="Times New Roman" w:hAnsi="Times New Roman" w:eastAsia="Times New Roman"/>
+        </w:rPr>
+        <w:t xml:space="preserve">• </w:t>
+      </w:r>
+      <w:r>
+        <w:rPr>
+          <w:rFonts w:ascii="Times New Roman" w:hAnsi="Times New Roman" w:eastAsia="Times New Roman"/>
+          <w:b/>
+        </w:rPr>
         <w:t>Последнюю доразводку повторить нельзя.</w:t>
       </w:r>
       <w:r>
